--- a/backend/New Microsoft Word Document.docx
+++ b/backend/New Microsoft Word Document.docx
@@ -31,15 +31,7 @@
         <w:t xml:space="preserve"> </w:t>
       </w:r>
       <w:r>
-        <w:t xml:space="preserve">Created </w:t>
-      </w:r>
-      <w:proofErr w:type="spellStart"/>
-      <w:r>
-        <w:t>api</w:t>
-      </w:r>
-      <w:proofErr w:type="spellEnd"/>
-      <w:r>
-        <w:t xml:space="preserve"> for the hotels.js</w:t>
+        <w:t>Created api for the hotels.js</w:t>
       </w:r>
       <w:r>
         <w:t>.</w:t>
@@ -63,23 +55,7 @@
           <w:b/>
           <w:bCs/>
         </w:rPr>
-        <w:t xml:space="preserve">2. Connecting to </w:t>
-      </w:r>
-      <w:proofErr w:type="gramStart"/>
-      <w:r>
-        <w:rPr>
-          <w:b/>
-          <w:bCs/>
-        </w:rPr>
-        <w:t>DB ,</w:t>
-      </w:r>
-      <w:proofErr w:type="gramEnd"/>
-      <w:r>
-        <w:rPr>
-          <w:b/>
-          <w:bCs/>
-        </w:rPr>
-        <w:t xml:space="preserve"> Adding Data to DB and Getting Data with AI</w:t>
+        <w:t>2. Connecting to DB , Adding Data to DB and Getting Data with AI</w:t>
       </w:r>
       <w:r>
         <w:rPr>
@@ -109,35 +85,11 @@
     </w:p>
     <w:p>
       <w:r>
-        <w:t xml:space="preserve">We first created a cluster on </w:t>
-      </w:r>
-      <w:proofErr w:type="spellStart"/>
-      <w:r>
-        <w:t>mongodb</w:t>
-      </w:r>
-      <w:proofErr w:type="spellEnd"/>
-      <w:r>
-        <w:t xml:space="preserve"> atlas. Then add the </w:t>
-      </w:r>
-      <w:proofErr w:type="spellStart"/>
-      <w:r>
-        <w:t>url</w:t>
-      </w:r>
-      <w:proofErr w:type="spellEnd"/>
-      <w:r>
-        <w:t xml:space="preserve"> in env file.</w:t>
-      </w:r>
-      <w:r>
-        <w:br/>
-        <w:t xml:space="preserve">Then connect to the </w:t>
-      </w:r>
-      <w:proofErr w:type="spellStart"/>
-      <w:r>
-        <w:t>mongodb</w:t>
-      </w:r>
-      <w:proofErr w:type="spellEnd"/>
-      <w:r>
-        <w:t xml:space="preserve"> database.</w:t>
+        <w:t>We first created a cluster on mongodb atlas. Then add the url in env file.</w:t>
+      </w:r>
+      <w:r>
+        <w:br/>
+        <w:t>Then connect to the mongodb database.</w:t>
       </w:r>
     </w:p>
     <w:p>
@@ -179,18 +131,10 @@
         <w:t>Schema</w:t>
       </w:r>
       <w:r>
-        <w:t xml:space="preserve"> (blueprint</w:t>
-      </w:r>
-      <w:proofErr w:type="gramStart"/>
-      <w:r>
-        <w:t>).</w:t>
-      </w:r>
-      <w:r>
-        <w:t>[</w:t>
-      </w:r>
-      <w:proofErr w:type="gramEnd"/>
-      <w:r>
-        <w:t>What a database will actually have].</w:t>
+        <w:t xml:space="preserve"> (blueprint).</w:t>
+      </w:r>
+      <w:r>
+        <w:t>[What a database will actually have].</w:t>
       </w:r>
       <w:r>
         <w:t xml:space="preserve"> (model)</w:t>
@@ -238,26 +182,8 @@
     </w:p>
     <w:p>
       <w:r>
-        <w:t xml:space="preserve">Then we search the category in hotel route by using </w:t>
-      </w:r>
-      <w:proofErr w:type="gramStart"/>
-      <w:r>
-        <w:t>query :</w:t>
-      </w:r>
-      <w:proofErr w:type="gramEnd"/>
-      <w:r>
-        <w:t xml:space="preserve"> </w:t>
-      </w:r>
-      <w:proofErr w:type="spellStart"/>
-      <w:proofErr w:type="gramStart"/>
-      <w:r>
-        <w:t>req.query</w:t>
-      </w:r>
-      <w:proofErr w:type="gramEnd"/>
-      <w:r>
-        <w:t>.category</w:t>
-      </w:r>
-      <w:proofErr w:type="spellEnd"/>
+        <w:t>Then we search the category in hotel route by using query : req.query.category</w:t>
+      </w:r>
     </w:p>
     <w:p>
       <w:r>
@@ -265,58 +191,14 @@
       </w:r>
       <w:r>
         <w:br/>
-      </w:r>
-      <w:proofErr w:type="gramStart"/>
-      <w:r>
-        <w:t xml:space="preserve">categoryimport.router.js,   </w:t>
-      </w:r>
-      <w:proofErr w:type="gramEnd"/>
-      <w:r>
-        <w:t xml:space="preserve">    </w:t>
-      </w:r>
-      <w:proofErr w:type="gramStart"/>
-      <w:r>
-        <w:t xml:space="preserve">categories.js,   </w:t>
-      </w:r>
-      <w:proofErr w:type="gramEnd"/>
-      <w:r>
-        <w:t xml:space="preserve">      category.model.js</w:t>
+        <w:t>categoryimport.router.js,       categories.js,         category.model.js</w:t>
       </w:r>
       <w:r>
         <w:t xml:space="preserve">     category.router.js</w:t>
       </w:r>
       <w:r>
         <w:br/>
-        <w:t xml:space="preserve">And   added the </w:t>
-      </w:r>
-      <w:proofErr w:type="spellStart"/>
-      <w:proofErr w:type="gramStart"/>
-      <w:r>
-        <w:t>api</w:t>
-      </w:r>
-      <w:proofErr w:type="spellEnd"/>
-      <w:r>
-        <w:t xml:space="preserve"> :</w:t>
-      </w:r>
-      <w:proofErr w:type="gramEnd"/>
-      <w:r>
-        <w:t xml:space="preserve"> /</w:t>
-      </w:r>
-      <w:proofErr w:type="spellStart"/>
-      <w:r>
-        <w:t>api</w:t>
-      </w:r>
-      <w:proofErr w:type="spellEnd"/>
-      <w:r>
-        <w:t>/</w:t>
-      </w:r>
-      <w:proofErr w:type="spellStart"/>
-      <w:r>
-        <w:t>categorydata</w:t>
-      </w:r>
-      <w:proofErr w:type="spellEnd"/>
-      <w:r>
-        <w:t xml:space="preserve"> in the server.js</w:t>
+        <w:t>And   added the api : /api/categorydata in the server.js</w:t>
       </w:r>
     </w:p>
     <w:p/>
@@ -360,15 +242,7 @@
       </w:r>
       <w:r>
         <w:br/>
-        <w:t xml:space="preserve">Added the </w:t>
-      </w:r>
-      <w:proofErr w:type="spellStart"/>
-      <w:r>
-        <w:t>api</w:t>
-      </w:r>
-      <w:proofErr w:type="spellEnd"/>
-      <w:r>
-        <w:t xml:space="preserve"> to the server.js</w:t>
+        <w:t>Added the api to the server.js</w:t>
       </w:r>
       <w:r>
         <w:br/>
@@ -393,7 +267,6 @@
       </w:r>
     </w:p>
     <w:p>
-      <w:proofErr w:type="spellStart"/>
       <w:r>
         <w:t>S</w:t>
       </w:r>
@@ -403,7 +276,6 @@
       <w:r>
         <w:t>d</w:t>
       </w:r>
-      <w:proofErr w:type="spellEnd"/>
     </w:p>
     <w:p/>
     <w:p/>
@@ -438,17 +310,7 @@
       </w:r>
       <w:r>
         <w:br/>
-        <w:t xml:space="preserve">Then created a router for user to sign up or register using </w:t>
-      </w:r>
-      <w:proofErr w:type="spellStart"/>
-      <w:proofErr w:type="gramStart"/>
-      <w:r>
-        <w:t>req.body</w:t>
-      </w:r>
-      <w:proofErr w:type="spellEnd"/>
-      <w:proofErr w:type="gramEnd"/>
-      <w:r>
-        <w:t xml:space="preserve"> .</w:t>
+        <w:t>Then created a router for user to sign up or register using req.body .</w:t>
       </w:r>
       <w:r>
         <w:br/>
@@ -463,57 +325,127 @@
         <w:t xml:space="preserve"> </w:t>
       </w:r>
       <w:r>
-        <w:t>crypto-</w:t>
-      </w:r>
-      <w:proofErr w:type="spellStart"/>
-      <w:r>
-        <w:t>js</w:t>
-      </w:r>
-      <w:proofErr w:type="spellEnd"/>
+        <w:t>crypto-js.</w:t>
+      </w:r>
+    </w:p>
+    <w:p>
+      <w:r>
+        <w:t>Now create route for user to sign in.</w:t>
+      </w:r>
+      <w:r>
+        <w:br/>
+        <w:t>Check or confirm the password to verify the user.</w:t>
+      </w:r>
+    </w:p>
+    <w:p>
+      <w:r>
+        <w:t>So whenever the user logins, I want to generate the token.</w:t>
+      </w:r>
+      <w:r>
+        <w:t xml:space="preserve"> (jwt)</w:t>
+      </w:r>
+      <w:r>
+        <w:br/>
+        <w:t>Why do we need access token while logging in ?</w:t>
+      </w:r>
+    </w:p>
+    <w:p/>
+    <w:p>
+      <w:pPr>
+        <w:rPr>
+          <w:b/>
+          <w:bCs/>
+        </w:rPr>
+      </w:pPr>
+      <w:r>
+        <w:rPr>
+          <w:b/>
+          <w:bCs/>
+        </w:rPr>
+        <w:t>7. Wishlist Router</w:t>
+      </w:r>
+    </w:p>
+    <w:p>
+      <w:r>
+        <w:t>First create a model for our wishlist.</w:t>
+      </w:r>
+      <w:r>
+        <w:br/>
+      </w:r>
+      <w:r>
+        <w:t>Then created a router for wishlist.</w:t>
+      </w:r>
+      <w:r>
+        <w:br/>
+      </w:r>
+      <w:r>
+        <w:t>Router consisted of post, get &amp; delete request.</w:t>
+      </w:r>
+      <w:r>
+        <w:br/>
+      </w:r>
+      <w:r>
+        <w:br/>
+      </w:r>
+      <w:r>
+        <w:rPr>
+          <w:b/>
+          <w:bCs/>
+        </w:rPr>
+        <w:t xml:space="preserve">8. </w:t>
+      </w:r>
+      <w:r>
+        <w:rPr>
+          <w:b/>
+          <w:bCs/>
+        </w:rPr>
+        <w:t>Middleware - Verify User</w:t>
+      </w:r>
+    </w:p>
+    <w:p>
+      <w:r>
+        <w:t>Middleware for/to verify the token.</w:t>
+      </w:r>
+      <w:r>
+        <w:br/>
+      </w:r>
+      <w:r>
+        <w:t>So used verifyUser in post, get &amp; delete requests, as to first verify the token and then proceed the request.</w:t>
+      </w:r>
+      <w:r>
+        <w:br/>
+      </w:r>
+    </w:p>
+    <w:p>
+      <w:pPr>
+        <w:rPr>
+          <w:b/>
+          <w:bCs/>
+        </w:rPr>
+      </w:pPr>
+      <w:r>
+        <w:rPr>
+          <w:b/>
+          <w:bCs/>
+        </w:rPr>
+        <w:t>9.Code Organization</w:t>
+      </w:r>
+    </w:p>
+    <w:p>
+      <w:r>
+        <w:t>We will add controller folder to organize data.</w:t>
+      </w:r>
+      <w:r>
+        <w:br/>
+        <w:t>Ex: Signup, login, wishlist</w:t>
+      </w:r>
       <w:r>
         <w:t>.</w:t>
       </w:r>
-    </w:p>
-    <w:p>
-      <w:r>
-        <w:t>Now create route for user to sign in.</w:t>
-      </w:r>
-      <w:r>
-        <w:br/>
-        <w:t>Check or confirm the password to verify the user.</w:t>
-      </w:r>
-    </w:p>
-    <w:p>
-      <w:proofErr w:type="gramStart"/>
-      <w:r>
-        <w:t>So</w:t>
-      </w:r>
-      <w:proofErr w:type="gramEnd"/>
-      <w:r>
-        <w:t xml:space="preserve"> whenever the user logins, I want to generate the token.</w:t>
-      </w:r>
-      <w:r>
-        <w:t xml:space="preserve"> (</w:t>
-      </w:r>
-      <w:proofErr w:type="spellStart"/>
-      <w:r>
-        <w:t>jwt</w:t>
-      </w:r>
-      <w:proofErr w:type="spellEnd"/>
-      <w:r>
-        <w:t>)</w:t>
-      </w:r>
-      <w:r>
-        <w:br/>
-        <w:t xml:space="preserve">Why do we need access token while logging </w:t>
-      </w:r>
-      <w:proofErr w:type="gramStart"/>
-      <w:r>
-        <w:t>in ?</w:t>
-      </w:r>
-      <w:proofErr w:type="gramEnd"/>
-    </w:p>
-    <w:p/>
+      <w:r>
+        <w:br/>
+      </w:r>
+    </w:p>
     <w:p>
       <w:pPr>
         <w:rPr>
@@ -526,131 +458,6 @@
           <w:b/>
           <w:bCs/>
         </w:rPr>
-        <w:t>7. Wishlist Router</w:t>
-      </w:r>
-    </w:p>
-    <w:p>
-      <w:r>
-        <w:t xml:space="preserve">First create a model for our </w:t>
-      </w:r>
-      <w:proofErr w:type="spellStart"/>
-      <w:r>
-        <w:t>wishlist</w:t>
-      </w:r>
-      <w:proofErr w:type="spellEnd"/>
-      <w:r>
-        <w:t>.</w:t>
-      </w:r>
-      <w:r>
-        <w:br/>
-      </w:r>
-      <w:r>
-        <w:t xml:space="preserve">Then created a router for </w:t>
-      </w:r>
-      <w:proofErr w:type="spellStart"/>
-      <w:r>
-        <w:t>wishlist</w:t>
-      </w:r>
-      <w:proofErr w:type="spellEnd"/>
-      <w:r>
-        <w:t>.</w:t>
-      </w:r>
-      <w:r>
-        <w:br/>
-      </w:r>
-      <w:r>
-        <w:t>Router consisted of post, get &amp; delete request.</w:t>
-      </w:r>
-      <w:r>
-        <w:br/>
-      </w:r>
-      <w:r>
-        <w:br/>
-      </w:r>
-      <w:r>
-        <w:rPr>
-          <w:b/>
-          <w:bCs/>
-        </w:rPr>
-        <w:t xml:space="preserve">8. </w:t>
-      </w:r>
-      <w:r>
-        <w:rPr>
-          <w:b/>
-          <w:bCs/>
-        </w:rPr>
-        <w:t>Middleware - Verify User</w:t>
-      </w:r>
-    </w:p>
-    <w:p>
-      <w:r>
-        <w:t>Middleware for/to verify the token.</w:t>
-      </w:r>
-      <w:r>
-        <w:br/>
-      </w:r>
-      <w:r>
-        <w:t xml:space="preserve">So used </w:t>
-      </w:r>
-      <w:proofErr w:type="spellStart"/>
-      <w:r>
-        <w:t>verifyUser</w:t>
-      </w:r>
-      <w:proofErr w:type="spellEnd"/>
-      <w:r>
-        <w:t xml:space="preserve"> in post, get &amp; delete requests, as to first verify the token and then proceed the request.</w:t>
-      </w:r>
-      <w:r>
-        <w:br/>
-      </w:r>
-    </w:p>
-    <w:p>
-      <w:pPr>
-        <w:rPr>
-          <w:b/>
-          <w:bCs/>
-        </w:rPr>
-      </w:pPr>
-      <w:r>
-        <w:rPr>
-          <w:b/>
-          <w:bCs/>
-        </w:rPr>
-        <w:t>9.Code Organization</w:t>
-      </w:r>
-    </w:p>
-    <w:p>
-      <w:r>
-        <w:t>We will add controller folder to organize data.</w:t>
-      </w:r>
-      <w:r>
-        <w:br/>
-        <w:t xml:space="preserve">Ex: Signup, login, </w:t>
-      </w:r>
-      <w:proofErr w:type="spellStart"/>
-      <w:r>
-        <w:t>wishlist</w:t>
-      </w:r>
-      <w:proofErr w:type="spellEnd"/>
-      <w:r>
-        <w:t>.</w:t>
-      </w:r>
-      <w:r>
-        <w:br/>
-      </w:r>
-    </w:p>
-    <w:p>
-      <w:pPr>
-        <w:rPr>
-          <w:b/>
-          <w:bCs/>
-        </w:rPr>
-      </w:pPr>
-      <w:r>
-        <w:rPr>
-          <w:b/>
-          <w:bCs/>
-        </w:rPr>
         <w:t xml:space="preserve">10. </w:t>
       </w:r>
       <w:r>
@@ -660,10 +467,23 @@
         </w:rPr>
         <w:t>Hosting Backend on Cyclic</w:t>
       </w:r>
-    </w:p>
-    <w:p>
-      <w:r>
-        <w:t>ss</w:t>
+      <w:r>
+        <w:rPr>
+          <w:b/>
+          <w:bCs/>
+        </w:rPr>
+        <w:t>/Render.com</w:t>
+      </w:r>
+    </w:p>
+    <w:p>
+      <w:r>
+        <w:t>Hosted the backend on render.com</w:t>
+      </w:r>
+      <w:r>
+        <w:tab/>
+      </w:r>
+      <w:r>
+        <w:t>https://travel-app-onjk.onrender.com/</w:t>
       </w:r>
     </w:p>
     <w:sectPr>
